--- a/Calendario2026/Ejercicios/3_Direccionamiento/Ejercicio3_Solucion.docx
+++ b/Calendario2026/Ejercicios/3_Direccionamiento/Ejercicio3_Solucion.docx
@@ -1,6 +1,6 @@
 
 <file path=word/document.xml><?xml version="1.0" encoding="utf-8"?>
-<w:document xmlns:wpc="http://schemas.microsoft.com/office/word/2010/wordprocessingCanvas" xmlns:cx="http://schemas.microsoft.com/office/drawing/2014/chartex" xmlns:cx1="http://schemas.microsoft.com/office/drawing/2015/9/8/chartex" xmlns:cx2="http://schemas.microsoft.com/office/drawing/2015/10/21/chartex" xmlns:cx3="http://schemas.microsoft.com/office/drawing/2016/5/9/chartex" xmlns:cx4="http://schemas.microsoft.com/office/drawing/2016/5/10/chartex" xmlns:cx5="http://schemas.microsoft.com/office/drawing/2016/5/11/chartex" xmlns:cx6="http://schemas.microsoft.com/office/drawing/2016/5/12/chartex" xmlns:cx7="http://schemas.microsoft.com/office/drawing/2016/5/13/chartex" xmlns:cx8="http://schemas.microsoft.com/office/drawing/2016/5/14/chartex" xmlns:mc="http://schemas.openxmlformats.org/markup-compatibility/2006" xmlns:aink="http://schemas.microsoft.com/office/drawing/2016/ink" xmlns:am3d="http://schemas.microsoft.com/office/drawing/2017/model3d" xmlns:o="urn:schemas-microsoft-com:office:office" xmlns:oel="http://schemas.microsoft.com/office/2019/extlst" xmlns:r="http://schemas.openxmlformats.org/officeDocument/2006/relationships" xmlns:m="http://schemas.openxmlformats.org/officeDocument/2006/math" xmlns:v="urn:schemas-microsoft-com:vml" xmlns:wp14="http://schemas.microsoft.com/office/word/2010/wordprocessingDrawing" xmlns:wp="http://schemas.openxmlformats.org/drawingml/2006/wordprocessingDrawing" xmlns:w10="urn:schemas-microsoft-com:office:word" xmlns:w="http://schemas.openxmlformats.org/wordprocessingml/2006/main" xmlns:w14="http://schemas.microsoft.com/office/word/2010/wordml" xmlns:w15="http://schemas.microsoft.com/office/word/2012/wordml" xmlns:w16cex="http://schemas.microsoft.com/office/word/2018/wordml/cex" xmlns:w16cid="http://schemas.microsoft.com/office/word/2016/wordml/cid" xmlns:w16="http://schemas.microsoft.com/office/word/2018/wordml" xmlns:w16sdtdh="http://schemas.microsoft.com/office/word/2020/wordml/sdtdatahash" xmlns:w16se="http://schemas.microsoft.com/office/word/2015/wordml/symex" xmlns:wpg="http://schemas.microsoft.com/office/word/2010/wordprocessingGroup" xmlns:wpi="http://schemas.microsoft.com/office/word/2010/wordprocessingInk" xmlns:wne="http://schemas.microsoft.com/office/word/2006/wordml" xmlns:wps="http://schemas.microsoft.com/office/word/2010/wordprocessingShape" mc:Ignorable="w14 w15 w16se w16cid w16 w16cex w16sdtdh wp14">
+<w:document xmlns:wpc="http://schemas.microsoft.com/office/word/2010/wordprocessingCanvas" xmlns:cx="http://schemas.microsoft.com/office/drawing/2014/chartex" xmlns:cx1="http://schemas.microsoft.com/office/drawing/2015/9/8/chartex" xmlns:cx2="http://schemas.microsoft.com/office/drawing/2015/10/21/chartex" xmlns:cx3="http://schemas.microsoft.com/office/drawing/2016/5/9/chartex" xmlns:cx4="http://schemas.microsoft.com/office/drawing/2016/5/10/chartex" xmlns:cx5="http://schemas.microsoft.com/office/drawing/2016/5/11/chartex" xmlns:cx6="http://schemas.microsoft.com/office/drawing/2016/5/12/chartex" xmlns:cx7="http://schemas.microsoft.com/office/drawing/2016/5/13/chartex" xmlns:cx8="http://schemas.microsoft.com/office/drawing/2016/5/14/chartex" xmlns:mc="http://schemas.openxmlformats.org/markup-compatibility/2006" xmlns:aink="http://schemas.microsoft.com/office/drawing/2016/ink" xmlns:am3d="http://schemas.microsoft.com/office/drawing/2017/model3d" xmlns:o="urn:schemas-microsoft-com:office:office" xmlns:oel="http://schemas.microsoft.com/office/2019/extlst" xmlns:r="http://schemas.openxmlformats.org/officeDocument/2006/relationships" xmlns:m="http://schemas.openxmlformats.org/officeDocument/2006/math" xmlns:v="urn:schemas-microsoft-com:vml" xmlns:wp14="http://schemas.microsoft.com/office/word/2010/wordprocessingDrawing" xmlns:wp="http://schemas.openxmlformats.org/drawingml/2006/wordprocessingDrawing" xmlns:w10="urn:schemas-microsoft-com:office:word" xmlns:w="http://schemas.openxmlformats.org/wordprocessingml/2006/main" xmlns:w14="http://schemas.microsoft.com/office/word/2010/wordml" xmlns:w15="http://schemas.microsoft.com/office/word/2012/wordml" xmlns:w16cex="http://schemas.microsoft.com/office/word/2018/wordml/cex" xmlns:w16cid="http://schemas.microsoft.com/office/word/2016/wordml/cid" xmlns:w16="http://schemas.microsoft.com/office/word/2018/wordml" xmlns:w16du="http://schemas.microsoft.com/office/word/2023/wordml/word16du" xmlns:w16sdtdh="http://schemas.microsoft.com/office/word/2020/wordml/sdtdatahash" xmlns:w16sdtfl="http://schemas.microsoft.com/office/word/2024/wordml/sdtformatlock" xmlns:w16se="http://schemas.microsoft.com/office/word/2015/wordml/symex" xmlns:wpg="http://schemas.microsoft.com/office/word/2010/wordprocessingGroup" xmlns:wpi="http://schemas.microsoft.com/office/word/2010/wordprocessingInk" xmlns:wne="http://schemas.microsoft.com/office/word/2006/wordml" xmlns:wps="http://schemas.microsoft.com/office/word/2010/wordprocessingShape" mc:Ignorable="w14 w15 w16se w16cid w16 w16cex w16sdtdh w16sdtfl w16du wp14">
   <w:body>
     <w:p>
       <w:pPr>
@@ -169,7 +169,7 @@
                                     </pic:cNvPicPr>
                                   </pic:nvPicPr>
                                   <pic:blipFill>
-                                    <a:blip r:embed="rId7">
+                                    <a:blip r:embed="rId8">
                                       <a:extLst>
                                         <a:ext uri="{28A0092B-C50C-407E-A947-70E740481C1C}">
                                           <a14:useLocalDpi xmlns:a14="http://schemas.microsoft.com/office/drawing/2010/main" val="0"/>
@@ -324,7 +324,7 @@
     </w:p>
     <w:p>
       <w:pPr>
-        <w:pStyle w:val="ListParagraph"/>
+        <w:pStyle w:val="Prrafodelista"/>
         <w:numPr>
           <w:ilvl w:val="0"/>
           <w:numId w:val="19"/>
@@ -616,7 +616,6 @@
         <w:tc>
           <w:tcPr>
             <w:tcW w:w="1702" w:type="dxa"/>
-            <w:shd w:val="clear" w:color="auto" w:fill="auto"/>
             <w:vAlign w:val="center"/>
           </w:tcPr>
           <w:p>
@@ -781,7 +780,6 @@
         <w:tc>
           <w:tcPr>
             <w:tcW w:w="1984" w:type="dxa"/>
-            <w:shd w:val="clear" w:color="auto" w:fill="auto"/>
             <w:vAlign w:val="center"/>
           </w:tcPr>
           <w:p>
@@ -883,7 +881,6 @@
         <w:tc>
           <w:tcPr>
             <w:tcW w:w="1276" w:type="dxa"/>
-            <w:shd w:val="clear" w:color="auto" w:fill="auto"/>
             <w:vAlign w:val="center"/>
           </w:tcPr>
           <w:p>
@@ -913,7 +910,6 @@
         <w:tc>
           <w:tcPr>
             <w:tcW w:w="1702" w:type="dxa"/>
-            <w:shd w:val="clear" w:color="auto" w:fill="auto"/>
             <w:vAlign w:val="center"/>
           </w:tcPr>
           <w:p>
@@ -1074,7 +1070,6 @@
         <w:tc>
           <w:tcPr>
             <w:tcW w:w="1984" w:type="dxa"/>
-            <w:shd w:val="clear" w:color="auto" w:fill="auto"/>
             <w:vAlign w:val="center"/>
           </w:tcPr>
           <w:p>
@@ -1191,7 +1186,6 @@
         <w:tc>
           <w:tcPr>
             <w:tcW w:w="1276" w:type="dxa"/>
-            <w:shd w:val="clear" w:color="auto" w:fill="auto"/>
             <w:vAlign w:val="center"/>
           </w:tcPr>
           <w:p>
@@ -1221,7 +1215,6 @@
         <w:tc>
           <w:tcPr>
             <w:tcW w:w="1702" w:type="dxa"/>
-            <w:shd w:val="clear" w:color="auto" w:fill="auto"/>
             <w:vAlign w:val="center"/>
           </w:tcPr>
           <w:p>
@@ -1382,7 +1375,6 @@
         <w:tc>
           <w:tcPr>
             <w:tcW w:w="1984" w:type="dxa"/>
-            <w:shd w:val="clear" w:color="auto" w:fill="auto"/>
             <w:vAlign w:val="center"/>
           </w:tcPr>
           <w:p>
@@ -1466,7 +1458,6 @@
         <w:tc>
           <w:tcPr>
             <w:tcW w:w="1276" w:type="dxa"/>
-            <w:shd w:val="clear" w:color="auto" w:fill="auto"/>
             <w:vAlign w:val="center"/>
           </w:tcPr>
           <w:p>
@@ -1496,7 +1487,6 @@
         <w:tc>
           <w:tcPr>
             <w:tcW w:w="1702" w:type="dxa"/>
-            <w:shd w:val="clear" w:color="auto" w:fill="auto"/>
             <w:vAlign w:val="center"/>
           </w:tcPr>
           <w:p>
@@ -1657,7 +1647,6 @@
         <w:tc>
           <w:tcPr>
             <w:tcW w:w="1984" w:type="dxa"/>
-            <w:shd w:val="clear" w:color="auto" w:fill="auto"/>
             <w:vAlign w:val="center"/>
           </w:tcPr>
           <w:p>
@@ -1759,7 +1748,6 @@
         <w:tc>
           <w:tcPr>
             <w:tcW w:w="1276" w:type="dxa"/>
-            <w:shd w:val="clear" w:color="auto" w:fill="auto"/>
             <w:vAlign w:val="center"/>
           </w:tcPr>
           <w:p>
@@ -1789,7 +1777,6 @@
         <w:tc>
           <w:tcPr>
             <w:tcW w:w="1702" w:type="dxa"/>
-            <w:shd w:val="clear" w:color="auto" w:fill="auto"/>
             <w:vAlign w:val="center"/>
           </w:tcPr>
           <w:p>
@@ -1950,7 +1937,6 @@
         <w:tc>
           <w:tcPr>
             <w:tcW w:w="1984" w:type="dxa"/>
-            <w:shd w:val="clear" w:color="auto" w:fill="auto"/>
             <w:vAlign w:val="center"/>
           </w:tcPr>
           <w:p>
@@ -2052,7 +2038,6 @@
         <w:tc>
           <w:tcPr>
             <w:tcW w:w="1276" w:type="dxa"/>
-            <w:shd w:val="clear" w:color="auto" w:fill="auto"/>
             <w:vAlign w:val="center"/>
           </w:tcPr>
           <w:p>
@@ -2082,7 +2067,6 @@
         <w:tc>
           <w:tcPr>
             <w:tcW w:w="1702" w:type="dxa"/>
-            <w:shd w:val="clear" w:color="auto" w:fill="auto"/>
             <w:vAlign w:val="center"/>
           </w:tcPr>
           <w:p>
@@ -2243,7 +2227,6 @@
         <w:tc>
           <w:tcPr>
             <w:tcW w:w="1984" w:type="dxa"/>
-            <w:shd w:val="clear" w:color="auto" w:fill="auto"/>
             <w:vAlign w:val="center"/>
           </w:tcPr>
           <w:p>
@@ -2356,7 +2339,6 @@
         <w:tc>
           <w:tcPr>
             <w:tcW w:w="1276" w:type="dxa"/>
-            <w:shd w:val="clear" w:color="auto" w:fill="auto"/>
             <w:vAlign w:val="center"/>
           </w:tcPr>
           <w:p>
@@ -2424,7 +2406,7 @@
     </w:p>
     <w:p>
       <w:pPr>
-        <w:pStyle w:val="ListParagraph"/>
+        <w:pStyle w:val="Prrafodelista"/>
         <w:widowControl w:val="0"/>
         <w:numPr>
           <w:ilvl w:val="0"/>
@@ -3395,7 +3377,7 @@
     </w:p>
     <w:p>
       <w:pPr>
-        <w:pStyle w:val="ListParagraph"/>
+        <w:pStyle w:val="Prrafodelista"/>
         <w:widowControl w:val="0"/>
         <w:numPr>
           <w:ilvl w:val="0"/>
@@ -3461,7 +3443,7 @@
     </w:p>
     <w:p>
       <w:pPr>
-        <w:pStyle w:val="ListParagraph"/>
+        <w:pStyle w:val="Prrafodelista"/>
         <w:numPr>
           <w:ilvl w:val="0"/>
           <w:numId w:val="18"/>
@@ -3489,24 +3471,12 @@
         <w:rPr>
           <w:rFonts w:ascii="Arial" w:hAnsi="Arial" w:cs="Arial"/>
         </w:rPr>
-        <w:t>B</w:t>
-      </w:r>
-      <w:r>
-        <w:rPr>
-          <w:rFonts w:ascii="Arial" w:hAnsi="Arial" w:cs="Arial"/>
-        </w:rPr>
-        <w:t xml:space="preserve"> </w:t>
-      </w:r>
-      <w:r>
-        <w:rPr>
-          <w:rFonts w:ascii="Arial" w:hAnsi="Arial" w:cs="Arial"/>
-        </w:rPr>
-        <w:t>_________</w:t>
+        <w:t>B _________</w:t>
       </w:r>
     </w:p>
     <w:p>
       <w:pPr>
-        <w:pStyle w:val="ListParagraph"/>
+        <w:pStyle w:val="Prrafodelista"/>
         <w:numPr>
           <w:ilvl w:val="0"/>
           <w:numId w:val="18"/>
@@ -3611,7 +3581,7 @@
     </w:p>
     <w:p>
       <w:pPr>
-        <w:pStyle w:val="ListParagraph"/>
+        <w:pStyle w:val="Prrafodelista"/>
         <w:numPr>
           <w:ilvl w:val="0"/>
           <w:numId w:val="18"/>
@@ -3704,7 +3674,7 @@
     </w:p>
     <w:p>
       <w:pPr>
-        <w:pStyle w:val="ListParagraph"/>
+        <w:pStyle w:val="Prrafodelista"/>
         <w:numPr>
           <w:ilvl w:val="0"/>
           <w:numId w:val="18"/>
@@ -3820,13 +3790,7 @@
         <w:rPr>
           <w:rFonts w:ascii="Arial" w:hAnsi="Arial" w:cs="Arial"/>
         </w:rPr>
-        <w:t>__</w:t>
-      </w:r>
-      <w:r>
-        <w:rPr>
-          <w:rFonts w:ascii="Arial" w:hAnsi="Arial" w:cs="Arial"/>
-        </w:rPr>
-        <w:t xml:space="preserve"> </w:t>
+        <w:t xml:space="preserve">__ </w:t>
       </w:r>
       <w:r>
         <w:rPr>
@@ -3857,7 +3821,7 @@
     </w:p>
     <w:p>
       <w:pPr>
-        <w:pStyle w:val="ListParagraph"/>
+        <w:pStyle w:val="Prrafodelista"/>
         <w:numPr>
           <w:ilvl w:val="0"/>
           <w:numId w:val="18"/>
@@ -3916,7 +3880,7 @@
     </w:p>
     <w:p>
       <w:pPr>
-        <w:pStyle w:val="ListParagraph"/>
+        <w:pStyle w:val="Prrafodelista"/>
         <w:numPr>
           <w:ilvl w:val="0"/>
           <w:numId w:val="18"/>
@@ -4166,7 +4130,7 @@
     </w:p>
     <w:p>
       <w:pPr>
-        <w:pStyle w:val="ListParagraph"/>
+        <w:pStyle w:val="Prrafodelista"/>
         <w:widowControl w:val="0"/>
         <w:numPr>
           <w:ilvl w:val="0"/>
@@ -4375,7 +4339,6 @@
         <w:tc>
           <w:tcPr>
             <w:tcW w:w="2835" w:type="dxa"/>
-            <w:shd w:val="clear" w:color="auto" w:fill="auto"/>
             <w:vAlign w:val="center"/>
           </w:tcPr>
           <w:p>
@@ -4489,7 +4452,6 @@
         <w:tc>
           <w:tcPr>
             <w:tcW w:w="2835" w:type="dxa"/>
-            <w:shd w:val="clear" w:color="auto" w:fill="auto"/>
             <w:vAlign w:val="center"/>
           </w:tcPr>
           <w:p>
@@ -4603,7 +4565,6 @@
         <w:tc>
           <w:tcPr>
             <w:tcW w:w="2835" w:type="dxa"/>
-            <w:shd w:val="clear" w:color="auto" w:fill="auto"/>
             <w:vAlign w:val="center"/>
           </w:tcPr>
           <w:p>
@@ -4785,7 +4746,7 @@
     </w:p>
     <w:p>
       <w:pPr>
-        <w:pStyle w:val="ListParagraph"/>
+        <w:pStyle w:val="Prrafodelista"/>
         <w:widowControl w:val="0"/>
         <w:numPr>
           <w:ilvl w:val="0"/>
@@ -5453,7 +5414,24 @@
                 <w:sz w:val="20"/>
                 <w:szCs w:val="20"/>
               </w:rPr>
-              <w:t>255.255.248.0</w:t>
+              <w:t>255.255.</w:t>
+            </w:r>
+            <w:r>
+              <w:rPr>
+                <w:rFonts w:ascii="Arial" w:hAnsi="Arial" w:cs="Arial"/>
+                <w:sz w:val="20"/>
+                <w:szCs w:val="20"/>
+                <w:highlight w:val="yellow"/>
+              </w:rPr>
+              <w:t>248</w:t>
+            </w:r>
+            <w:r>
+              <w:rPr>
+                <w:rFonts w:ascii="Arial" w:hAnsi="Arial" w:cs="Arial"/>
+                <w:sz w:val="20"/>
+                <w:szCs w:val="20"/>
+              </w:rPr>
+              <w:t>.0</w:t>
             </w:r>
           </w:p>
         </w:tc>
@@ -6319,23 +6297,24 @@
                 <w:sz w:val="20"/>
                 <w:szCs w:val="20"/>
               </w:rPr>
-              <w:t>255.255.11111</w:t>
-            </w:r>
-            <w:r>
-              <w:rPr>
-                <w:rFonts w:ascii="Arial" w:hAnsi="Arial" w:cs="Arial"/>
-                <w:sz w:val="20"/>
-                <w:szCs w:val="20"/>
-              </w:rPr>
-              <w:t>1</w:t>
-            </w:r>
-            <w:r>
-              <w:rPr>
-                <w:rFonts w:ascii="Arial" w:hAnsi="Arial" w:cs="Arial"/>
-                <w:sz w:val="20"/>
-                <w:szCs w:val="20"/>
-              </w:rPr>
-              <w:t>00.0</w:t>
+              <w:t>255.255.</w:t>
+            </w:r>
+            <w:r>
+              <w:rPr>
+                <w:rFonts w:ascii="Arial" w:hAnsi="Arial" w:cs="Arial"/>
+                <w:sz w:val="20"/>
+                <w:szCs w:val="20"/>
+                <w:highlight w:val="yellow"/>
+              </w:rPr>
+              <w:t>11111100</w:t>
+            </w:r>
+            <w:r>
+              <w:rPr>
+                <w:rFonts w:ascii="Arial" w:hAnsi="Arial" w:cs="Arial"/>
+                <w:sz w:val="20"/>
+                <w:szCs w:val="20"/>
+              </w:rPr>
+              <w:t>.0</w:t>
             </w:r>
           </w:p>
           <w:p>
@@ -6522,42 +6501,32 @@
                 <w:sz w:val="20"/>
                 <w:szCs w:val="20"/>
               </w:rPr>
-              <w:t xml:space="preserve">. </w:t>
-            </w:r>
-            <w:r>
-              <w:rPr>
-                <w:rFonts w:ascii="Arial" w:hAnsi="Arial" w:cs="Arial"/>
-                <w:sz w:val="20"/>
-                <w:szCs w:val="20"/>
-              </w:rPr>
-              <w:t>4</w:t>
-            </w:r>
-            <w:r>
-              <w:rPr>
-                <w:rFonts w:ascii="Arial" w:hAnsi="Arial" w:cs="Arial"/>
-                <w:sz w:val="20"/>
-                <w:szCs w:val="20"/>
-              </w:rPr>
-              <w:t xml:space="preserve"> .</w:t>
-            </w:r>
-            <w:r>
-              <w:rPr>
-                <w:rFonts w:ascii="Arial" w:hAnsi="Arial" w:cs="Arial"/>
-                <w:sz w:val="20"/>
-                <w:szCs w:val="20"/>
-              </w:rPr>
-              <w:t>3</w:t>
-            </w:r>
-          </w:p>
-          <w:p>
-            <w:pPr>
-              <w:jc w:val="center"/>
-              <w:rPr>
-                <w:rFonts w:ascii="Arial" w:hAnsi="Arial" w:cs="Arial"/>
-                <w:sz w:val="20"/>
-                <w:szCs w:val="20"/>
-              </w:rPr>
-            </w:pPr>
+              <w:t>.</w:t>
+            </w:r>
+            <w:r>
+              <w:rPr>
+                <w:rFonts w:ascii="Arial" w:hAnsi="Arial" w:cs="Arial"/>
+                <w:sz w:val="20"/>
+                <w:szCs w:val="20"/>
+              </w:rPr>
+              <w:t>7</w:t>
+            </w:r>
+            <w:r>
+              <w:rPr>
+                <w:rFonts w:ascii="Arial" w:hAnsi="Arial" w:cs="Arial"/>
+                <w:sz w:val="20"/>
+                <w:szCs w:val="20"/>
+              </w:rPr>
+              <w:t>.</w:t>
+            </w:r>
+            <w:r>
+              <w:rPr>
+                <w:rFonts w:ascii="Arial" w:hAnsi="Arial" w:cs="Arial"/>
+                <w:sz w:val="20"/>
+                <w:szCs w:val="20"/>
+              </w:rPr>
+              <w:t>255</w:t>
+            </w:r>
           </w:p>
         </w:tc>
         <w:tc>
@@ -6748,7 +6717,15 @@
                 <w:rFonts w:cs="Arial"/>
                 <w:szCs w:val="20"/>
               </w:rPr>
-              <w:t>255.255.255.240</w:t>
+              <w:t>255.255.255.</w:t>
+            </w:r>
+            <w:r>
+              <w:rPr>
+                <w:rFonts w:cs="Arial"/>
+                <w:szCs w:val="20"/>
+                <w:highlight w:val="yellow"/>
+              </w:rPr>
+              <w:t>240</w:t>
             </w:r>
           </w:p>
         </w:tc>
@@ -6869,7 +6846,7 @@
       </w:pPr>
     </w:p>
     <w:sectPr>
-      <w:footerReference w:type="default" r:id="rId8"/>
+      <w:footerReference w:type="default" r:id="rId9"/>
       <w:pgSz w:w="15840" w:h="12240" w:orient="landscape"/>
       <w:pgMar w:top="720" w:right="720" w:bottom="38" w:left="720" w:header="720" w:footer="720" w:gutter="0"/>
       <w:cols w:space="720"/>
@@ -6880,7 +6857,7 @@
 </file>
 
 <file path=word/endnotes.xml><?xml version="1.0" encoding="utf-8"?>
-<w:endnotes xmlns:wpc="http://schemas.microsoft.com/office/word/2010/wordprocessingCanvas" xmlns:cx="http://schemas.microsoft.com/office/drawing/2014/chartex" xmlns:cx1="http://schemas.microsoft.com/office/drawing/2015/9/8/chartex" xmlns:cx2="http://schemas.microsoft.com/office/drawing/2015/10/21/chartex" xmlns:cx3="http://schemas.microsoft.com/office/drawing/2016/5/9/chartex" xmlns:cx4="http://schemas.microsoft.com/office/drawing/2016/5/10/chartex" xmlns:cx5="http://schemas.microsoft.com/office/drawing/2016/5/11/chartex" xmlns:cx6="http://schemas.microsoft.com/office/drawing/2016/5/12/chartex" xmlns:cx7="http://schemas.microsoft.com/office/drawing/2016/5/13/chartex" xmlns:cx8="http://schemas.microsoft.com/office/drawing/2016/5/14/chartex" xmlns:mc="http://schemas.openxmlformats.org/markup-compatibility/2006" xmlns:aink="http://schemas.microsoft.com/office/drawing/2016/ink" xmlns:am3d="http://schemas.microsoft.com/office/drawing/2017/model3d" xmlns:o="urn:schemas-microsoft-com:office:office" xmlns:oel="http://schemas.microsoft.com/office/2019/extlst" xmlns:r="http://schemas.openxmlformats.org/officeDocument/2006/relationships" xmlns:m="http://schemas.openxmlformats.org/officeDocument/2006/math" xmlns:v="urn:schemas-microsoft-com:vml" xmlns:wp14="http://schemas.microsoft.com/office/word/2010/wordprocessingDrawing" xmlns:wp="http://schemas.openxmlformats.org/drawingml/2006/wordprocessingDrawing" xmlns:w10="urn:schemas-microsoft-com:office:word" xmlns:w="http://schemas.openxmlformats.org/wordprocessingml/2006/main" xmlns:w14="http://schemas.microsoft.com/office/word/2010/wordml" xmlns:w15="http://schemas.microsoft.com/office/word/2012/wordml" xmlns:w16cex="http://schemas.microsoft.com/office/word/2018/wordml/cex" xmlns:w16cid="http://schemas.microsoft.com/office/word/2016/wordml/cid" xmlns:w16="http://schemas.microsoft.com/office/word/2018/wordml" xmlns:w16sdtdh="http://schemas.microsoft.com/office/word/2020/wordml/sdtdatahash" xmlns:w16se="http://schemas.microsoft.com/office/word/2015/wordml/symex" xmlns:wpg="http://schemas.microsoft.com/office/word/2010/wordprocessingGroup" xmlns:wpi="http://schemas.microsoft.com/office/word/2010/wordprocessingInk" xmlns:wne="http://schemas.microsoft.com/office/word/2006/wordml" xmlns:wps="http://schemas.microsoft.com/office/word/2010/wordprocessingShape" mc:Ignorable="w14 w15 w16se w16cid w16 w16cex w16sdtdh wp14">
+<w:endnotes xmlns:wpc="http://schemas.microsoft.com/office/word/2010/wordprocessingCanvas" xmlns:cx="http://schemas.microsoft.com/office/drawing/2014/chartex" xmlns:cx1="http://schemas.microsoft.com/office/drawing/2015/9/8/chartex" xmlns:cx2="http://schemas.microsoft.com/office/drawing/2015/10/21/chartex" xmlns:cx3="http://schemas.microsoft.com/office/drawing/2016/5/9/chartex" xmlns:cx4="http://schemas.microsoft.com/office/drawing/2016/5/10/chartex" xmlns:cx5="http://schemas.microsoft.com/office/drawing/2016/5/11/chartex" xmlns:cx6="http://schemas.microsoft.com/office/drawing/2016/5/12/chartex" xmlns:cx7="http://schemas.microsoft.com/office/drawing/2016/5/13/chartex" xmlns:cx8="http://schemas.microsoft.com/office/drawing/2016/5/14/chartex" xmlns:mc="http://schemas.openxmlformats.org/markup-compatibility/2006" xmlns:aink="http://schemas.microsoft.com/office/drawing/2016/ink" xmlns:am3d="http://schemas.microsoft.com/office/drawing/2017/model3d" xmlns:o="urn:schemas-microsoft-com:office:office" xmlns:oel="http://schemas.microsoft.com/office/2019/extlst" xmlns:r="http://schemas.openxmlformats.org/officeDocument/2006/relationships" xmlns:m="http://schemas.openxmlformats.org/officeDocument/2006/math" xmlns:v="urn:schemas-microsoft-com:vml" xmlns:wp14="http://schemas.microsoft.com/office/word/2010/wordprocessingDrawing" xmlns:wp="http://schemas.openxmlformats.org/drawingml/2006/wordprocessingDrawing" xmlns:w10="urn:schemas-microsoft-com:office:word" xmlns:w="http://schemas.openxmlformats.org/wordprocessingml/2006/main" xmlns:w14="http://schemas.microsoft.com/office/word/2010/wordml" xmlns:w15="http://schemas.microsoft.com/office/word/2012/wordml" xmlns:w16cex="http://schemas.microsoft.com/office/word/2018/wordml/cex" xmlns:w16cid="http://schemas.microsoft.com/office/word/2016/wordml/cid" xmlns:w16="http://schemas.microsoft.com/office/word/2018/wordml" xmlns:w16du="http://schemas.microsoft.com/office/word/2023/wordml/word16du" xmlns:w16sdtdh="http://schemas.microsoft.com/office/word/2020/wordml/sdtdatahash" xmlns:w16sdtfl="http://schemas.microsoft.com/office/word/2024/wordml/sdtformatlock" xmlns:w16se="http://schemas.microsoft.com/office/word/2015/wordml/symex" xmlns:wpg="http://schemas.microsoft.com/office/word/2010/wordprocessingGroup" xmlns:wpi="http://schemas.microsoft.com/office/word/2010/wordprocessingInk" xmlns:wne="http://schemas.microsoft.com/office/word/2006/wordml" xmlns:wps="http://schemas.microsoft.com/office/word/2010/wordprocessingShape" mc:Ignorable="w14 w15 w16se w16cid w16 w16cex w16sdtdh w16sdtfl w16du wp14">
   <w:endnote w:type="separator" w:id="-1">
     <w:p>
       <w:r>
@@ -6899,10 +6876,10 @@
 </file>
 
 <file path=word/footer1.xml><?xml version="1.0" encoding="utf-8"?>
-<w:ftr xmlns:wpc="http://schemas.microsoft.com/office/word/2010/wordprocessingCanvas" xmlns:cx="http://schemas.microsoft.com/office/drawing/2014/chartex" xmlns:cx1="http://schemas.microsoft.com/office/drawing/2015/9/8/chartex" xmlns:cx2="http://schemas.microsoft.com/office/drawing/2015/10/21/chartex" xmlns:cx3="http://schemas.microsoft.com/office/drawing/2016/5/9/chartex" xmlns:cx4="http://schemas.microsoft.com/office/drawing/2016/5/10/chartex" xmlns:cx5="http://schemas.microsoft.com/office/drawing/2016/5/11/chartex" xmlns:cx6="http://schemas.microsoft.com/office/drawing/2016/5/12/chartex" xmlns:cx7="http://schemas.microsoft.com/office/drawing/2016/5/13/chartex" xmlns:cx8="http://schemas.microsoft.com/office/drawing/2016/5/14/chartex" xmlns:mc="http://schemas.openxmlformats.org/markup-compatibility/2006" xmlns:aink="http://schemas.microsoft.com/office/drawing/2016/ink" xmlns:am3d="http://schemas.microsoft.com/office/drawing/2017/model3d" xmlns:o="urn:schemas-microsoft-com:office:office" xmlns:oel="http://schemas.microsoft.com/office/2019/extlst" xmlns:r="http://schemas.openxmlformats.org/officeDocument/2006/relationships" xmlns:m="http://schemas.openxmlformats.org/officeDocument/2006/math" xmlns:v="urn:schemas-microsoft-com:vml" xmlns:wp14="http://schemas.microsoft.com/office/word/2010/wordprocessingDrawing" xmlns:wp="http://schemas.openxmlformats.org/drawingml/2006/wordprocessingDrawing" xmlns:w10="urn:schemas-microsoft-com:office:word" xmlns:w="http://schemas.openxmlformats.org/wordprocessingml/2006/main" xmlns:w14="http://schemas.microsoft.com/office/word/2010/wordml" xmlns:w15="http://schemas.microsoft.com/office/word/2012/wordml" xmlns:w16cex="http://schemas.microsoft.com/office/word/2018/wordml/cex" xmlns:w16cid="http://schemas.microsoft.com/office/word/2016/wordml/cid" xmlns:w16="http://schemas.microsoft.com/office/word/2018/wordml" xmlns:w16sdtdh="http://schemas.microsoft.com/office/word/2020/wordml/sdtdatahash" xmlns:w16se="http://schemas.microsoft.com/office/word/2015/wordml/symex" xmlns:wpg="http://schemas.microsoft.com/office/word/2010/wordprocessingGroup" xmlns:wpi="http://schemas.microsoft.com/office/word/2010/wordprocessingInk" xmlns:wne="http://schemas.microsoft.com/office/word/2006/wordml" xmlns:wps="http://schemas.microsoft.com/office/word/2010/wordprocessingShape" mc:Ignorable="w14 w15 w16se w16cid w16 w16cex w16sdtdh wp14">
+<w:ftr xmlns:wpc="http://schemas.microsoft.com/office/word/2010/wordprocessingCanvas" xmlns:cx="http://schemas.microsoft.com/office/drawing/2014/chartex" xmlns:cx1="http://schemas.microsoft.com/office/drawing/2015/9/8/chartex" xmlns:cx2="http://schemas.microsoft.com/office/drawing/2015/10/21/chartex" xmlns:cx3="http://schemas.microsoft.com/office/drawing/2016/5/9/chartex" xmlns:cx4="http://schemas.microsoft.com/office/drawing/2016/5/10/chartex" xmlns:cx5="http://schemas.microsoft.com/office/drawing/2016/5/11/chartex" xmlns:cx6="http://schemas.microsoft.com/office/drawing/2016/5/12/chartex" xmlns:cx7="http://schemas.microsoft.com/office/drawing/2016/5/13/chartex" xmlns:cx8="http://schemas.microsoft.com/office/drawing/2016/5/14/chartex" xmlns:mc="http://schemas.openxmlformats.org/markup-compatibility/2006" xmlns:aink="http://schemas.microsoft.com/office/drawing/2016/ink" xmlns:am3d="http://schemas.microsoft.com/office/drawing/2017/model3d" xmlns:o="urn:schemas-microsoft-com:office:office" xmlns:oel="http://schemas.microsoft.com/office/2019/extlst" xmlns:r="http://schemas.openxmlformats.org/officeDocument/2006/relationships" xmlns:m="http://schemas.openxmlformats.org/officeDocument/2006/math" xmlns:v="urn:schemas-microsoft-com:vml" xmlns:wp14="http://schemas.microsoft.com/office/word/2010/wordprocessingDrawing" xmlns:wp="http://schemas.openxmlformats.org/drawingml/2006/wordprocessingDrawing" xmlns:w10="urn:schemas-microsoft-com:office:word" xmlns:w="http://schemas.openxmlformats.org/wordprocessingml/2006/main" xmlns:w14="http://schemas.microsoft.com/office/word/2010/wordml" xmlns:w15="http://schemas.microsoft.com/office/word/2012/wordml" xmlns:w16cex="http://schemas.microsoft.com/office/word/2018/wordml/cex" xmlns:w16cid="http://schemas.microsoft.com/office/word/2016/wordml/cid" xmlns:w16="http://schemas.microsoft.com/office/word/2018/wordml" xmlns:w16du="http://schemas.microsoft.com/office/word/2023/wordml/word16du" xmlns:w16sdtdh="http://schemas.microsoft.com/office/word/2020/wordml/sdtdatahash" xmlns:w16sdtfl="http://schemas.microsoft.com/office/word/2024/wordml/sdtformatlock" xmlns:w16se="http://schemas.microsoft.com/office/word/2015/wordml/symex" xmlns:wpg="http://schemas.microsoft.com/office/word/2010/wordprocessingGroup" xmlns:wpi="http://schemas.microsoft.com/office/word/2010/wordprocessingInk" xmlns:wne="http://schemas.microsoft.com/office/word/2006/wordml" xmlns:wps="http://schemas.microsoft.com/office/word/2010/wordprocessingShape" mc:Ignorable="w14 w15 w16se w16cid w16 w16cex w16sdtdh w16sdtfl w16du wp14">
   <w:p>
     <w:pPr>
-      <w:pStyle w:val="Footer"/>
+      <w:pStyle w:val="Piedepgina"/>
       <w:tabs>
         <w:tab w:val="clear" w:pos="4419"/>
         <w:tab w:val="clear" w:pos="8838"/>
@@ -6917,7 +6894,7 @@
 </file>
 
 <file path=word/footnotes.xml><?xml version="1.0" encoding="utf-8"?>
-<w:footnotes xmlns:wpc="http://schemas.microsoft.com/office/word/2010/wordprocessingCanvas" xmlns:cx="http://schemas.microsoft.com/office/drawing/2014/chartex" xmlns:cx1="http://schemas.microsoft.com/office/drawing/2015/9/8/chartex" xmlns:cx2="http://schemas.microsoft.com/office/drawing/2015/10/21/chartex" xmlns:cx3="http://schemas.microsoft.com/office/drawing/2016/5/9/chartex" xmlns:cx4="http://schemas.microsoft.com/office/drawing/2016/5/10/chartex" xmlns:cx5="http://schemas.microsoft.com/office/drawing/2016/5/11/chartex" xmlns:cx6="http://schemas.microsoft.com/office/drawing/2016/5/12/chartex" xmlns:cx7="http://schemas.microsoft.com/office/drawing/2016/5/13/chartex" xmlns:cx8="http://schemas.microsoft.com/office/drawing/2016/5/14/chartex" xmlns:mc="http://schemas.openxmlformats.org/markup-compatibility/2006" xmlns:aink="http://schemas.microsoft.com/office/drawing/2016/ink" xmlns:am3d="http://schemas.microsoft.com/office/drawing/2017/model3d" xmlns:o="urn:schemas-microsoft-com:office:office" xmlns:oel="http://schemas.microsoft.com/office/2019/extlst" xmlns:r="http://schemas.openxmlformats.org/officeDocument/2006/relationships" xmlns:m="http://schemas.openxmlformats.org/officeDocument/2006/math" xmlns:v="urn:schemas-microsoft-com:vml" xmlns:wp14="http://schemas.microsoft.com/office/word/2010/wordprocessingDrawing" xmlns:wp="http://schemas.openxmlformats.org/drawingml/2006/wordprocessingDrawing" xmlns:w10="urn:schemas-microsoft-com:office:word" xmlns:w="http://schemas.openxmlformats.org/wordprocessingml/2006/main" xmlns:w14="http://schemas.microsoft.com/office/word/2010/wordml" xmlns:w15="http://schemas.microsoft.com/office/word/2012/wordml" xmlns:w16cex="http://schemas.microsoft.com/office/word/2018/wordml/cex" xmlns:w16cid="http://schemas.microsoft.com/office/word/2016/wordml/cid" xmlns:w16="http://schemas.microsoft.com/office/word/2018/wordml" xmlns:w16sdtdh="http://schemas.microsoft.com/office/word/2020/wordml/sdtdatahash" xmlns:w16se="http://schemas.microsoft.com/office/word/2015/wordml/symex" xmlns:wpg="http://schemas.microsoft.com/office/word/2010/wordprocessingGroup" xmlns:wpi="http://schemas.microsoft.com/office/word/2010/wordprocessingInk" xmlns:wne="http://schemas.microsoft.com/office/word/2006/wordml" xmlns:wps="http://schemas.microsoft.com/office/word/2010/wordprocessingShape" mc:Ignorable="w14 w15 w16se w16cid w16 w16cex w16sdtdh wp14">
+<w:footnotes xmlns:wpc="http://schemas.microsoft.com/office/word/2010/wordprocessingCanvas" xmlns:cx="http://schemas.microsoft.com/office/drawing/2014/chartex" xmlns:cx1="http://schemas.microsoft.com/office/drawing/2015/9/8/chartex" xmlns:cx2="http://schemas.microsoft.com/office/drawing/2015/10/21/chartex" xmlns:cx3="http://schemas.microsoft.com/office/drawing/2016/5/9/chartex" xmlns:cx4="http://schemas.microsoft.com/office/drawing/2016/5/10/chartex" xmlns:cx5="http://schemas.microsoft.com/office/drawing/2016/5/11/chartex" xmlns:cx6="http://schemas.microsoft.com/office/drawing/2016/5/12/chartex" xmlns:cx7="http://schemas.microsoft.com/office/drawing/2016/5/13/chartex" xmlns:cx8="http://schemas.microsoft.com/office/drawing/2016/5/14/chartex" xmlns:mc="http://schemas.openxmlformats.org/markup-compatibility/2006" xmlns:aink="http://schemas.microsoft.com/office/drawing/2016/ink" xmlns:am3d="http://schemas.microsoft.com/office/drawing/2017/model3d" xmlns:o="urn:schemas-microsoft-com:office:office" xmlns:oel="http://schemas.microsoft.com/office/2019/extlst" xmlns:r="http://schemas.openxmlformats.org/officeDocument/2006/relationships" xmlns:m="http://schemas.openxmlformats.org/officeDocument/2006/math" xmlns:v="urn:schemas-microsoft-com:vml" xmlns:wp14="http://schemas.microsoft.com/office/word/2010/wordprocessingDrawing" xmlns:wp="http://schemas.openxmlformats.org/drawingml/2006/wordprocessingDrawing" xmlns:w10="urn:schemas-microsoft-com:office:word" xmlns:w="http://schemas.openxmlformats.org/wordprocessingml/2006/main" xmlns:w14="http://schemas.microsoft.com/office/word/2010/wordml" xmlns:w15="http://schemas.microsoft.com/office/word/2012/wordml" xmlns:w16cex="http://schemas.microsoft.com/office/word/2018/wordml/cex" xmlns:w16cid="http://schemas.microsoft.com/office/word/2016/wordml/cid" xmlns:w16="http://schemas.microsoft.com/office/word/2018/wordml" xmlns:w16du="http://schemas.microsoft.com/office/word/2023/wordml/word16du" xmlns:w16sdtdh="http://schemas.microsoft.com/office/word/2020/wordml/sdtdatahash" xmlns:w16sdtfl="http://schemas.microsoft.com/office/word/2024/wordml/sdtformatlock" xmlns:w16se="http://schemas.microsoft.com/office/word/2015/wordml/symex" xmlns:wpg="http://schemas.microsoft.com/office/word/2010/wordprocessingGroup" xmlns:wpi="http://schemas.microsoft.com/office/word/2010/wordprocessingInk" xmlns:wne="http://schemas.microsoft.com/office/word/2006/wordml" xmlns:wps="http://schemas.microsoft.com/office/word/2010/wordprocessingShape" mc:Ignorable="w14 w15 w16se w16cid w16 w16cex w16sdtdh w16sdtfl w16du wp14">
   <w:footnote w:type="separator" w:id="-1">
     <w:p>
       <w:r>
@@ -6936,7 +6913,7 @@
 </file>
 
 <file path=word/numbering.xml><?xml version="1.0" encoding="utf-8"?>
-<w:numbering xmlns:wpc="http://schemas.microsoft.com/office/word/2010/wordprocessingCanvas" xmlns:cx="http://schemas.microsoft.com/office/drawing/2014/chartex" xmlns:cx1="http://schemas.microsoft.com/office/drawing/2015/9/8/chartex" xmlns:cx2="http://schemas.microsoft.com/office/drawing/2015/10/21/chartex" xmlns:cx3="http://schemas.microsoft.com/office/drawing/2016/5/9/chartex" xmlns:cx4="http://schemas.microsoft.com/office/drawing/2016/5/10/chartex" xmlns:cx5="http://schemas.microsoft.com/office/drawing/2016/5/11/chartex" xmlns:cx6="http://schemas.microsoft.com/office/drawing/2016/5/12/chartex" xmlns:cx7="http://schemas.microsoft.com/office/drawing/2016/5/13/chartex" xmlns:cx8="http://schemas.microsoft.com/office/drawing/2016/5/14/chartex" xmlns:mc="http://schemas.openxmlformats.org/markup-compatibility/2006" xmlns:aink="http://schemas.microsoft.com/office/drawing/2016/ink" xmlns:am3d="http://schemas.microsoft.com/office/drawing/2017/model3d" xmlns:o="urn:schemas-microsoft-com:office:office" xmlns:oel="http://schemas.microsoft.com/office/2019/extlst" xmlns:r="http://schemas.openxmlformats.org/officeDocument/2006/relationships" xmlns:m="http://schemas.openxmlformats.org/officeDocument/2006/math" xmlns:v="urn:schemas-microsoft-com:vml" xmlns:wp14="http://schemas.microsoft.com/office/word/2010/wordprocessingDrawing" xmlns:wp="http://schemas.openxmlformats.org/drawingml/2006/wordprocessingDrawing" xmlns:w10="urn:schemas-microsoft-com:office:word" xmlns:w="http://schemas.openxmlformats.org/wordprocessingml/2006/main" xmlns:w14="http://schemas.microsoft.com/office/word/2010/wordml" xmlns:w15="http://schemas.microsoft.com/office/word/2012/wordml" xmlns:w16cex="http://schemas.microsoft.com/office/word/2018/wordml/cex" xmlns:w16cid="http://schemas.microsoft.com/office/word/2016/wordml/cid" xmlns:w16="http://schemas.microsoft.com/office/word/2018/wordml" xmlns:w16sdtdh="http://schemas.microsoft.com/office/word/2020/wordml/sdtdatahash" xmlns:w16se="http://schemas.microsoft.com/office/word/2015/wordml/symex" xmlns:wpg="http://schemas.microsoft.com/office/word/2010/wordprocessingGroup" xmlns:wpi="http://schemas.microsoft.com/office/word/2010/wordprocessingInk" xmlns:wne="http://schemas.microsoft.com/office/word/2006/wordml" xmlns:wps="http://schemas.microsoft.com/office/word/2010/wordprocessingShape" mc:Ignorable="w14 w15 w16se w16cid w16 w16cex w16sdtdh wp14">
+<w:numbering xmlns:wpc="http://schemas.microsoft.com/office/word/2010/wordprocessingCanvas" xmlns:cx="http://schemas.microsoft.com/office/drawing/2014/chartex" xmlns:cx1="http://schemas.microsoft.com/office/drawing/2015/9/8/chartex" xmlns:cx2="http://schemas.microsoft.com/office/drawing/2015/10/21/chartex" xmlns:cx3="http://schemas.microsoft.com/office/drawing/2016/5/9/chartex" xmlns:cx4="http://schemas.microsoft.com/office/drawing/2016/5/10/chartex" xmlns:cx5="http://schemas.microsoft.com/office/drawing/2016/5/11/chartex" xmlns:cx6="http://schemas.microsoft.com/office/drawing/2016/5/12/chartex" xmlns:cx7="http://schemas.microsoft.com/office/drawing/2016/5/13/chartex" xmlns:cx8="http://schemas.microsoft.com/office/drawing/2016/5/14/chartex" xmlns:mc="http://schemas.openxmlformats.org/markup-compatibility/2006" xmlns:aink="http://schemas.microsoft.com/office/drawing/2016/ink" xmlns:am3d="http://schemas.microsoft.com/office/drawing/2017/model3d" xmlns:o="urn:schemas-microsoft-com:office:office" xmlns:oel="http://schemas.microsoft.com/office/2019/extlst" xmlns:r="http://schemas.openxmlformats.org/officeDocument/2006/relationships" xmlns:m="http://schemas.openxmlformats.org/officeDocument/2006/math" xmlns:v="urn:schemas-microsoft-com:vml" xmlns:wp14="http://schemas.microsoft.com/office/word/2010/wordprocessingDrawing" xmlns:wp="http://schemas.openxmlformats.org/drawingml/2006/wordprocessingDrawing" xmlns:w10="urn:schemas-microsoft-com:office:word" xmlns:w="http://schemas.openxmlformats.org/wordprocessingml/2006/main" xmlns:w14="http://schemas.microsoft.com/office/word/2010/wordml" xmlns:w15="http://schemas.microsoft.com/office/word/2012/wordml" xmlns:w16cex="http://schemas.microsoft.com/office/word/2018/wordml/cex" xmlns:w16cid="http://schemas.microsoft.com/office/word/2016/wordml/cid" xmlns:w16="http://schemas.microsoft.com/office/word/2018/wordml" xmlns:w16du="http://schemas.microsoft.com/office/word/2023/wordml/word16du" xmlns:w16sdtdh="http://schemas.microsoft.com/office/word/2020/wordml/sdtdatahash" xmlns:w16sdtfl="http://schemas.microsoft.com/office/word/2024/wordml/sdtformatlock" xmlns:w16se="http://schemas.microsoft.com/office/word/2015/wordml/symex" xmlns:wpg="http://schemas.microsoft.com/office/word/2010/wordprocessingGroup" xmlns:wpi="http://schemas.microsoft.com/office/word/2010/wordprocessingInk" xmlns:wne="http://schemas.microsoft.com/office/word/2006/wordml" xmlns:wps="http://schemas.microsoft.com/office/word/2010/wordprocessingShape" mc:Ignorable="w14 w15 w16se w16cid w16 w16cex w16sdtdh w16sdtfl w16du wp14">
   <w:abstractNum w:abstractNumId="0" w15:restartNumberingAfterBreak="0">
     <w:nsid w:val="17542879"/>
     <w:multiLevelType w:val="singleLevel"/>
@@ -8244,7 +8221,7 @@
 </file>
 
 <file path=word/styles.xml><?xml version="1.0" encoding="utf-8"?>
-<w:styles xmlns:mc="http://schemas.openxmlformats.org/markup-compatibility/2006" xmlns:r="http://schemas.openxmlformats.org/officeDocument/2006/relationships" xmlns:w="http://schemas.openxmlformats.org/wordprocessingml/2006/main" xmlns:w14="http://schemas.microsoft.com/office/word/2010/wordml" xmlns:w15="http://schemas.microsoft.com/office/word/2012/wordml" xmlns:w16cex="http://schemas.microsoft.com/office/word/2018/wordml/cex" xmlns:w16cid="http://schemas.microsoft.com/office/word/2016/wordml/cid" xmlns:w16="http://schemas.microsoft.com/office/word/2018/wordml" xmlns:w16sdtdh="http://schemas.microsoft.com/office/word/2020/wordml/sdtdatahash" xmlns:w16se="http://schemas.microsoft.com/office/word/2015/wordml/symex" mc:Ignorable="w14 w15 w16se w16cid w16 w16cex w16sdtdh">
+<w:styles xmlns:mc="http://schemas.openxmlformats.org/markup-compatibility/2006" xmlns:r="http://schemas.openxmlformats.org/officeDocument/2006/relationships" xmlns:w="http://schemas.openxmlformats.org/wordprocessingml/2006/main" xmlns:w14="http://schemas.microsoft.com/office/word/2010/wordml" xmlns:w15="http://schemas.microsoft.com/office/word/2012/wordml" xmlns:w16cex="http://schemas.microsoft.com/office/word/2018/wordml/cex" xmlns:w16cid="http://schemas.microsoft.com/office/word/2016/wordml/cid" xmlns:w16="http://schemas.microsoft.com/office/word/2018/wordml" xmlns:w16du="http://schemas.microsoft.com/office/word/2023/wordml/word16du" xmlns:w16sdtdh="http://schemas.microsoft.com/office/word/2020/wordml/sdtdatahash" xmlns:w16sdtfl="http://schemas.microsoft.com/office/word/2024/wordml/sdtformatlock" xmlns:w16se="http://schemas.microsoft.com/office/word/2015/wordml/symex" mc:Ignorable="w14 w15 w16se w16cid w16 w16cex w16sdtdh w16sdtfl w16du">
   <w:docDefaults>
     <w:rPrDefault>
       <w:rPr>
@@ -8539,7 +8516,7 @@
     <w:name w:val="Normal"/>
     <w:qFormat/>
   </w:style>
-  <w:style w:type="paragraph" w:styleId="Heading1">
+  <w:style w:type="paragraph" w:styleId="Ttulo1">
     <w:name w:val="heading 1"/>
     <w:basedOn w:val="Normal"/>
     <w:next w:val="Normal"/>
@@ -8552,7 +8529,7 @@
       <w:sz w:val="24"/>
     </w:rPr>
   </w:style>
-  <w:style w:type="paragraph" w:styleId="Heading2">
+  <w:style w:type="paragraph" w:styleId="Ttulo2">
     <w:name w:val="heading 2"/>
     <w:basedOn w:val="Normal"/>
     <w:next w:val="Normal"/>
@@ -8566,7 +8543,7 @@
       <w:sz w:val="24"/>
     </w:rPr>
   </w:style>
-  <w:style w:type="paragraph" w:styleId="Heading3">
+  <w:style w:type="paragraph" w:styleId="Ttulo3">
     <w:name w:val="heading 3"/>
     <w:basedOn w:val="Normal"/>
     <w:next w:val="Normal"/>
@@ -8583,7 +8560,7 @@
       <w:sz w:val="24"/>
     </w:rPr>
   </w:style>
-  <w:style w:type="paragraph" w:styleId="Heading4">
+  <w:style w:type="paragraph" w:styleId="Ttulo4">
     <w:name w:val="heading 4"/>
     <w:basedOn w:val="Normal"/>
     <w:next w:val="Normal"/>
@@ -8603,7 +8580,7 @@
       <w:lang w:eastAsia="en-US"/>
     </w:rPr>
   </w:style>
-  <w:style w:type="paragraph" w:styleId="Heading5">
+  <w:style w:type="paragraph" w:styleId="Ttulo5">
     <w:name w:val="heading 5"/>
     <w:basedOn w:val="Normal"/>
     <w:next w:val="Normal"/>
@@ -8624,13 +8601,13 @@
       <w:lang w:eastAsia="en-US"/>
     </w:rPr>
   </w:style>
-  <w:style w:type="character" w:default="1" w:styleId="DefaultParagraphFont">
+  <w:style w:type="character" w:default="1" w:styleId="Fuentedeprrafopredeter">
     <w:name w:val="Default Paragraph Font"/>
     <w:uiPriority w:val="1"/>
     <w:semiHidden/>
     <w:unhideWhenUsed/>
   </w:style>
-  <w:style w:type="table" w:default="1" w:styleId="TableNormal">
+  <w:style w:type="table" w:default="1" w:styleId="Tablanormal">
     <w:name w:val="Normal Table"/>
     <w:uiPriority w:val="99"/>
     <w:semiHidden/>
@@ -8645,13 +8622,13 @@
       </w:tblCellMar>
     </w:tblPr>
   </w:style>
-  <w:style w:type="numbering" w:default="1" w:styleId="NoList">
+  <w:style w:type="numbering" w:default="1" w:styleId="Sinlista">
     <w:name w:val="No List"/>
     <w:uiPriority w:val="99"/>
     <w:semiHidden/>
     <w:unhideWhenUsed/>
   </w:style>
-  <w:style w:type="paragraph" w:styleId="Title">
+  <w:style w:type="paragraph" w:styleId="Ttulo">
     <w:name w:val="Title"/>
     <w:basedOn w:val="Normal"/>
     <w:qFormat/>
@@ -8662,7 +8639,7 @@
       <w:sz w:val="28"/>
     </w:rPr>
   </w:style>
-  <w:style w:type="paragraph" w:styleId="BodyText">
+  <w:style w:type="paragraph" w:styleId="Textoindependiente">
     <w:name w:val="Body Text"/>
     <w:basedOn w:val="Normal"/>
     <w:pPr>
@@ -8672,7 +8649,7 @@
       <w:sz w:val="24"/>
     </w:rPr>
   </w:style>
-  <w:style w:type="paragraph" w:styleId="Header">
+  <w:style w:type="paragraph" w:styleId="Encabezado">
     <w:name w:val="header"/>
     <w:basedOn w:val="Normal"/>
     <w:rsid w:val="001E461A"/>
@@ -8683,7 +8660,7 @@
       </w:tabs>
     </w:pPr>
   </w:style>
-  <w:style w:type="paragraph" w:styleId="Footer">
+  <w:style w:type="paragraph" w:styleId="Piedepgina">
     <w:name w:val="footer"/>
     <w:basedOn w:val="Normal"/>
     <w:rsid w:val="001E461A"/>
@@ -8694,12 +8671,12 @@
       </w:tabs>
     </w:pPr>
   </w:style>
-  <w:style w:type="character" w:styleId="PageNumber">
+  <w:style w:type="character" w:styleId="Nmerodepgina">
     <w:name w:val="page number"/>
-    <w:basedOn w:val="DefaultParagraphFont"/>
+    <w:basedOn w:val="Fuentedeprrafopredeter"/>
     <w:rsid w:val="001E461A"/>
   </w:style>
-  <w:style w:type="paragraph" w:styleId="ListParagraph">
+  <w:style w:type="paragraph" w:styleId="Prrafodelista">
     <w:name w:val="List Paragraph"/>
     <w:basedOn w:val="Normal"/>
     <w:uiPriority w:val="34"/>
@@ -8709,9 +8686,9 @@
       <w:ind w:left="720"/>
     </w:pPr>
   </w:style>
-  <w:style w:type="table" w:styleId="TableGrid">
+  <w:style w:type="table" w:styleId="Tablaconcuadrcula">
     <w:name w:val="Table Grid"/>
-    <w:basedOn w:val="TableNormal"/>
+    <w:basedOn w:val="Tablanormal"/>
     <w:rsid w:val="00B11827"/>
     <w:tblPr>
       <w:tblBorders>
